--- a/resumes/insurance-sales-resume.docx
+++ b/resumes/insurance-sales-resume.docx
@@ -2,42 +2,72 @@
 <file path=word/document.xml><?xml version="1.0" encoding="utf-8"?>
 <w:document xmlns:w="http://schemas.openxmlformats.org/wordprocessingml/2006/main" xmlns:m="http://schemas.openxmlformats.org/officeDocument/2006/math" xmlns:r="http://schemas.openxmlformats.org/officeDocument/2006/relationships" xmlns:o="urn:schemas-microsoft-com:office:office" xmlns:v="urn:schemas-microsoft-com:vml" xmlns:w10="urn:schemas-microsoft-com:office:word" xmlns:a="http://schemas.openxmlformats.org/drawingml/2006/main" xmlns:pic="http://schemas.openxmlformats.org/drawingml/2006/picture" xmlns:wp="http://schemas.openxmlformats.org/drawingml/2006/wordprocessingDrawing">
   <w:body>
-    <w:p>
-      <w:pPr>
-        <w:pStyle w:val="FirstParagraph"/>
-      </w:pPr>
-      <w:r>
-        <w:t xml:space="preserve">Alexander Ferrari Miller</w:t>
-      </w:r>
-      <w:r>
-        <w:br/>
-      </w:r>
-      <w:r>
-        <w:t xml:space="preserve">3549 North D Street</w:t>
-      </w:r>
-      <w:r>
-        <w:br/>
-      </w:r>
-      <w:r>
-        <w:t xml:space="preserve">San Bernardino, CA 92405-2103</w:t>
-      </w:r>
-      <w:r>
-        <w:br/>
-      </w:r>
-      <w:r>
-        <w:t xml:space="preserve">+1 (323) 681-7588</w:t>
-      </w:r>
-      <w:r>
-        <w:br/>
-      </w:r>
-      <w:r>
-        <w:t xml:space="preserve">Alexander.Ferrari.Miller@gmail.com</w:t>
-      </w:r>
-      <w:r>
-        <w:br/>
-      </w:r>
-      <w:r>
-        <w:t xml:space="preserve">https://AlexanderFerrariMiller.com</w:t>
+    <w:tbl>
+      <w:tblPr>
+        <w:tblStyle w:val="Table"/>
+        <w:tblW w:type="pct" w:w="5000"/>
+        <w:tblLook w:firstRow="0" w:lastRow="0" w:firstColumn="0" w:lastColumn="0" w:noHBand="0" w:noVBand="0" w:val="0000"/>
+        <w:jc w:val="start"/>
+      </w:tblPr>
+      <w:tblGrid>
+        <w:gridCol w:w="7920"/>
+      </w:tblGrid>
+      <w:tr>
+        <w:tc>
+          <w:tcPr/>
+          <w:p>
+            <w:pPr>
+              <w:pStyle w:val="Compact"/>
+              <w:jc w:val="left"/>
+            </w:pPr>
+            <w:r>
+              <w:rPr>
+                <w:bCs/>
+                <w:b/>
+              </w:rPr>
+              <w:t xml:space="preserve">Alexander Ferrari Miller</w:t>
+            </w:r>
+            <w:r>
+              <w:br/>
+            </w:r>
+            <w:r>
+              <w:t xml:space="preserve">3549 North D Street</w:t>
+            </w:r>
+            <w:r>
+              <w:br/>
+            </w:r>
+            <w:r>
+              <w:t xml:space="preserve">San Bernardino, CA 92405-2103</w:t>
+            </w:r>
+            <w:r>
+              <w:br/>
+            </w:r>
+            <w:r>
+              <w:t xml:space="preserve">+1 (323) 681-7588</w:t>
+            </w:r>
+            <w:r>
+              <w:br/>
+            </w:r>
+            <w:r>
+              <w:t xml:space="preserve">Alexander.Ferrari.Miller@gmail.com</w:t>
+            </w:r>
+            <w:r>
+              <w:br/>
+            </w:r>
+            <w:r>
+              <w:t xml:space="preserve">https://AlexanderFerrariMiller.com</w:t>
+            </w:r>
+          </w:p>
+        </w:tc>
+      </w:tr>
+    </w:tbl>
+    <w:bookmarkStart w:id="32" w:name="insurance-sales"/>
+    <w:p>
+      <w:pPr>
+        <w:pStyle w:val="Heading2"/>
+      </w:pPr>
+      <w:r>
+        <w:t xml:space="preserve">INSURANCE / SALES</w:t>
       </w:r>
     </w:p>
     <w:bookmarkStart w:id="20" w:name="professional-summary"/>
@@ -69,11 +99,11 @@
     </w:p>
     <w:p>
       <w:pPr>
-        <w:pStyle w:val="Compact"/>
         <w:numPr>
           <w:ilvl w:val="0"/>
           <w:numId w:val="1001"/>
         </w:numPr>
+        <w:pStyle w:val="Compact"/>
       </w:pPr>
       <w:r>
         <w:t xml:space="preserve">California Resident Insurance Producer License</w:t>
@@ -81,11 +111,11 @@
     </w:p>
     <w:p>
       <w:pPr>
-        <w:pStyle w:val="Compact"/>
         <w:numPr>
           <w:ilvl w:val="0"/>
           <w:numId w:val="1001"/>
         </w:numPr>
+        <w:pStyle w:val="Compact"/>
       </w:pPr>
       <w:r>
         <w:t xml:space="preserve">Insurance and financial-services sales</w:t>
@@ -93,11 +123,11 @@
     </w:p>
     <w:p>
       <w:pPr>
-        <w:pStyle w:val="Compact"/>
         <w:numPr>
           <w:ilvl w:val="0"/>
           <w:numId w:val="1001"/>
         </w:numPr>
+        <w:pStyle w:val="Compact"/>
       </w:pPr>
       <w:r>
         <w:t xml:space="preserve">Prospecting and relationship development</w:t>
@@ -105,11 +135,11 @@
     </w:p>
     <w:p>
       <w:pPr>
-        <w:pStyle w:val="Compact"/>
         <w:numPr>
           <w:ilvl w:val="0"/>
           <w:numId w:val="1001"/>
         </w:numPr>
+        <w:pStyle w:val="Compact"/>
       </w:pPr>
       <w:r>
         <w:t xml:space="preserve">Sales presentations and follow-up</w:t>
@@ -117,11 +147,11 @@
     </w:p>
     <w:p>
       <w:pPr>
-        <w:pStyle w:val="Compact"/>
         <w:numPr>
           <w:ilvl w:val="0"/>
           <w:numId w:val="1001"/>
         </w:numPr>
+        <w:pStyle w:val="Compact"/>
       </w:pPr>
       <w:r>
         <w:t xml:space="preserve">Telephone fundraising and outbound calling</w:t>
@@ -129,11 +159,11 @@
     </w:p>
     <w:p>
       <w:pPr>
-        <w:pStyle w:val="Compact"/>
         <w:numPr>
           <w:ilvl w:val="0"/>
           <w:numId w:val="1001"/>
         </w:numPr>
+        <w:pStyle w:val="Compact"/>
       </w:pPr>
       <w:r>
         <w:t xml:space="preserve">Handling questions and objections</w:t>
@@ -141,11 +171,11 @@
     </w:p>
     <w:p>
       <w:pPr>
-        <w:pStyle w:val="Compact"/>
         <w:numPr>
           <w:ilvl w:val="0"/>
           <w:numId w:val="1001"/>
         </w:numPr>
+        <w:pStyle w:val="Compact"/>
       </w:pPr>
       <w:r>
         <w:t xml:space="preserve">Client communication and rapport building</w:t>
@@ -153,11 +183,11 @@
     </w:p>
     <w:p>
       <w:pPr>
-        <w:pStyle w:val="Compact"/>
         <w:numPr>
           <w:ilvl w:val="0"/>
           <w:numId w:val="1001"/>
         </w:numPr>
+        <w:pStyle w:val="Compact"/>
       </w:pPr>
       <w:r>
         <w:t xml:space="preserve">Public speaking and teaching</w:t>
@@ -165,11 +195,11 @@
     </w:p>
     <w:p>
       <w:pPr>
-        <w:pStyle w:val="Compact"/>
         <w:numPr>
           <w:ilvl w:val="0"/>
           <w:numId w:val="1001"/>
         </w:numPr>
+        <w:pStyle w:val="Compact"/>
       </w:pPr>
       <w:r>
         <w:t xml:space="preserve">Customer service and problem resolution</w:t>
@@ -177,11 +207,11 @@
     </w:p>
     <w:p>
       <w:pPr>
-        <w:pStyle w:val="Compact"/>
         <w:numPr>
           <w:ilvl w:val="0"/>
           <w:numId w:val="1001"/>
         </w:numPr>
+        <w:pStyle w:val="Compact"/>
       </w:pPr>
       <w:r>
         <w:t xml:space="preserve">POS, payment, data-entry, and web-based systems</w:t>
@@ -212,19 +242,19 @@
       </w:pPr>
       <w:r>
         <w:rPr>
+          <w:bCs/>
           <w:b/>
-          <w:bCs/>
         </w:rPr>
         <w:t xml:space="preserve">August 14, 2026 – Present</w:t>
       </w:r>
     </w:p>
     <w:p>
       <w:pPr>
-        <w:pStyle w:val="Compact"/>
         <w:numPr>
           <w:ilvl w:val="0"/>
           <w:numId w:val="1002"/>
         </w:numPr>
+        <w:pStyle w:val="Compact"/>
       </w:pPr>
       <w:r>
         <w:t xml:space="preserve">Hired for insurance and financial-services sales.</w:t>
@@ -232,11 +262,11 @@
     </w:p>
     <w:p>
       <w:pPr>
-        <w:pStyle w:val="Compact"/>
         <w:numPr>
           <w:ilvl w:val="0"/>
           <w:numId w:val="1002"/>
         </w:numPr>
+        <w:pStyle w:val="Compact"/>
       </w:pPr>
       <w:r>
         <w:t xml:space="preserve">Hold an active California Resident Insurance Producer License.</w:t>
@@ -244,11 +274,11 @@
     </w:p>
     <w:p>
       <w:pPr>
-        <w:pStyle w:val="Compact"/>
         <w:numPr>
           <w:ilvl w:val="0"/>
           <w:numId w:val="1002"/>
         </w:numPr>
+        <w:pStyle w:val="Compact"/>
       </w:pPr>
       <w:r>
         <w:t xml:space="preserve">Current status is hired but not yet appointed.</w:t>
@@ -256,11 +286,11 @@
     </w:p>
     <w:p>
       <w:pPr>
-        <w:pStyle w:val="Compact"/>
         <w:numPr>
           <w:ilvl w:val="0"/>
           <w:numId w:val="1002"/>
         </w:numPr>
+        <w:pStyle w:val="Compact"/>
       </w:pPr>
       <w:r>
         <w:t xml:space="preserve">Developing prospecting, presentation, relationship-building, and client-communication activities.</w:t>
@@ -268,11 +298,11 @@
     </w:p>
     <w:p>
       <w:pPr>
-        <w:pStyle w:val="Compact"/>
         <w:numPr>
           <w:ilvl w:val="0"/>
           <w:numId w:val="1002"/>
         </w:numPr>
+        <w:pStyle w:val="Compact"/>
       </w:pPr>
       <w:r>
         <w:t xml:space="preserve">Current résumé language does not imply carrier appointment or completed insurance transactions.</w:t>
@@ -294,8 +324,8 @@
       </w:pPr>
       <w:r>
         <w:rPr>
+          <w:bCs/>
           <w:b/>
-          <w:bCs/>
         </w:rPr>
         <w:t xml:space="preserve">University of Massachusetts Lowell — Lowell, MA</w:t>
       </w:r>
@@ -306,19 +336,19 @@
       </w:pPr>
       <w:r>
         <w:rPr>
+          <w:bCs/>
           <w:b/>
-          <w:bCs/>
         </w:rPr>
         <w:t xml:space="preserve">2005</w:t>
       </w:r>
     </w:p>
     <w:p>
       <w:pPr>
-        <w:pStyle w:val="Compact"/>
         <w:numPr>
           <w:ilvl w:val="0"/>
           <w:numId w:val="1003"/>
         </w:numPr>
+        <w:pStyle w:val="Compact"/>
       </w:pPr>
       <w:r>
         <w:t xml:space="preserve">Made outbound calls to alumni to solicit charitable donations.</w:t>
@@ -326,11 +356,11 @@
     </w:p>
     <w:p>
       <w:pPr>
-        <w:pStyle w:val="Compact"/>
         <w:numPr>
           <w:ilvl w:val="0"/>
           <w:numId w:val="1003"/>
         </w:numPr>
+        <w:pStyle w:val="Compact"/>
       </w:pPr>
       <w:r>
         <w:t xml:space="preserve">Worked from established telephone scripts while adapting to individual conversations.</w:t>
@@ -338,11 +368,11 @@
     </w:p>
     <w:p>
       <w:pPr>
-        <w:pStyle w:val="Compact"/>
         <w:numPr>
           <w:ilvl w:val="0"/>
           <w:numId w:val="1003"/>
         </w:numPr>
+        <w:pStyle w:val="Compact"/>
       </w:pPr>
       <w:r>
         <w:t xml:space="preserve">Responded to questions, handled objections, and directly asked prospects to contribute.</w:t>
@@ -350,11 +380,11 @@
     </w:p>
     <w:p>
       <w:pPr>
-        <w:pStyle w:val="Compact"/>
         <w:numPr>
           <w:ilvl w:val="0"/>
           <w:numId w:val="1003"/>
         </w:numPr>
+        <w:pStyle w:val="Compact"/>
       </w:pPr>
       <w:r>
         <w:t xml:space="preserve">Worked in a monitored fundraising environment with recorded calls periodically reviewed for performance.</w:t>
@@ -376,8 +406,8 @@
       </w:pPr>
       <w:r>
         <w:rPr>
+          <w:bCs/>
           <w:b/>
-          <w:bCs/>
         </w:rPr>
         <w:t xml:space="preserve">Framingham, MA</w:t>
       </w:r>
@@ -388,19 +418,19 @@
       </w:pPr>
       <w:r>
         <w:rPr>
+          <w:bCs/>
           <w:b/>
-          <w:bCs/>
         </w:rPr>
         <w:t xml:space="preserve">Approximately 1986</w:t>
       </w:r>
     </w:p>
     <w:p>
       <w:pPr>
-        <w:pStyle w:val="Compact"/>
         <w:numPr>
           <w:ilvl w:val="0"/>
           <w:numId w:val="1004"/>
         </w:numPr>
+        <w:pStyle w:val="Compact"/>
       </w:pPr>
       <w:r>
         <w:t xml:space="preserve">Delivered in-person sales presentations for timeshare condominium interests.</w:t>
@@ -408,23 +438,23 @@
     </w:p>
     <w:p>
       <w:pPr>
-        <w:pStyle w:val="Compact"/>
         <w:numPr>
           <w:ilvl w:val="0"/>
           <w:numId w:val="1004"/>
         </w:numPr>
-      </w:pPr>
-      <w:r>
-        <w:t xml:space="preserve">Explained the offering and answered prospective buyers’ questions.</w:t>
-      </w:r>
-    </w:p>
-    <w:p>
-      <w:pPr>
-        <w:pStyle w:val="Compact"/>
+        <w:pStyle w:val="Compact"/>
+      </w:pPr>
+      <w:r>
+        <w:t xml:space="preserve">Explained the offering and answered prospective buyers' questions.</w:t>
+      </w:r>
+    </w:p>
+    <w:p>
+      <w:pPr>
         <w:numPr>
           <w:ilvl w:val="0"/>
           <w:numId w:val="1004"/>
         </w:numPr>
+        <w:pStyle w:val="Compact"/>
       </w:pPr>
       <w:r>
         <w:t xml:space="preserve">Transitioned interested prospects to a manager responsible for closing sales.</w:t>
@@ -446,8 +476,8 @@
       </w:pPr>
       <w:r>
         <w:rPr>
+          <w:bCs/>
           <w:b/>
-          <w:bCs/>
         </w:rPr>
         <w:t xml:space="preserve">Torrance, CA</w:t>
       </w:r>
@@ -458,19 +488,19 @@
       </w:pPr>
       <w:r>
         <w:rPr>
+          <w:bCs/>
           <w:b/>
-          <w:bCs/>
         </w:rPr>
         <w:t xml:space="preserve">November 2024 – February 2026</w:t>
       </w:r>
     </w:p>
     <w:p>
       <w:pPr>
-        <w:pStyle w:val="Compact"/>
         <w:numPr>
           <w:ilvl w:val="0"/>
           <w:numId w:val="1005"/>
         </w:numPr>
+        <w:pStyle w:val="Compact"/>
       </w:pPr>
       <w:r>
         <w:t xml:space="preserve">Provided professional passenger service throughout the Los Angeles area.</w:t>
@@ -478,11 +508,11 @@
     </w:p>
     <w:p>
       <w:pPr>
-        <w:pStyle w:val="Compact"/>
         <w:numPr>
           <w:ilvl w:val="0"/>
           <w:numId w:val="1005"/>
         </w:numPr>
+        <w:pStyle w:val="Compact"/>
       </w:pPr>
       <w:r>
         <w:t xml:space="preserve">Built rapport quickly with customers from varied backgrounds.</w:t>
@@ -490,11 +520,11 @@
     </w:p>
     <w:p>
       <w:pPr>
-        <w:pStyle w:val="Compact"/>
         <w:numPr>
           <w:ilvl w:val="0"/>
           <w:numId w:val="1005"/>
         </w:numPr>
+        <w:pStyle w:val="Compact"/>
       </w:pPr>
       <w:r>
         <w:t xml:space="preserve">Handled fares, payments, passenger requests, and changing destinations.</w:t>
@@ -502,11 +532,11 @@
     </w:p>
     <w:p>
       <w:pPr>
-        <w:pStyle w:val="Compact"/>
         <w:numPr>
           <w:ilvl w:val="0"/>
           <w:numId w:val="1005"/>
         </w:numPr>
+        <w:pStyle w:val="Compact"/>
       </w:pPr>
       <w:r>
         <w:t xml:space="preserve">Worked independently while maintaining professionalism in time-sensitive situations.</w:t>
@@ -528,8 +558,8 @@
       </w:pPr>
       <w:r>
         <w:rPr>
+          <w:bCs/>
           <w:b/>
-          <w:bCs/>
         </w:rPr>
         <w:t xml:space="preserve">Los Angeles, CA</w:t>
       </w:r>
@@ -540,19 +570,19 @@
       </w:pPr>
       <w:r>
         <w:rPr>
+          <w:bCs/>
           <w:b/>
-          <w:bCs/>
         </w:rPr>
         <w:t xml:space="preserve">January 2014 – October 2024</w:t>
       </w:r>
     </w:p>
     <w:p>
       <w:pPr>
-        <w:pStyle w:val="Compact"/>
         <w:numPr>
           <w:ilvl w:val="0"/>
           <w:numId w:val="1006"/>
         </w:numPr>
+        <w:pStyle w:val="Compact"/>
       </w:pPr>
       <w:r>
         <w:t xml:space="preserve">Completed thousands of independent customer-service interactions.</w:t>
@@ -560,11 +590,11 @@
     </w:p>
     <w:p>
       <w:pPr>
-        <w:pStyle w:val="Compact"/>
         <w:numPr>
           <w:ilvl w:val="0"/>
           <w:numId w:val="1006"/>
         </w:numPr>
+        <w:pStyle w:val="Compact"/>
       </w:pPr>
       <w:r>
         <w:t xml:space="preserve">Managed passenger communication, navigation, pickups, drop-offs, and payment systems.</w:t>
@@ -572,11 +602,11 @@
     </w:p>
     <w:p>
       <w:pPr>
-        <w:pStyle w:val="Compact"/>
         <w:numPr>
           <w:ilvl w:val="0"/>
           <w:numId w:val="1006"/>
         </w:numPr>
+        <w:pStyle w:val="Compact"/>
       </w:pPr>
       <w:r>
         <w:t xml:space="preserve">Resolved changing customer needs while maintaining professionalism and service quality.</w:t>
@@ -598,8 +628,8 @@
       </w:pPr>
       <w:r>
         <w:rPr>
+          <w:bCs/>
           <w:b/>
-          <w:bCs/>
         </w:rPr>
         <w:t xml:space="preserve">Los Angeles, CA</w:t>
       </w:r>
@@ -610,19 +640,19 @@
       </w:pPr>
       <w:r>
         <w:rPr>
+          <w:bCs/>
           <w:b/>
-          <w:bCs/>
         </w:rPr>
         <w:t xml:space="preserve">2007 – 2014</w:t>
       </w:r>
     </w:p>
     <w:p>
       <w:pPr>
-        <w:pStyle w:val="Compact"/>
         <w:numPr>
           <w:ilvl w:val="0"/>
           <w:numId w:val="1007"/>
         </w:numPr>
+        <w:pStyle w:val="Compact"/>
       </w:pPr>
       <w:r>
         <w:t xml:space="preserve">Explained information clearly to varied audiences and adapted communication to different needs.</w:t>
@@ -630,11 +660,11 @@
     </w:p>
     <w:p>
       <w:pPr>
-        <w:pStyle w:val="Compact"/>
         <w:numPr>
           <w:ilvl w:val="0"/>
           <w:numId w:val="1007"/>
         </w:numPr>
+        <w:pStyle w:val="Compact"/>
       </w:pPr>
       <w:r>
         <w:t xml:space="preserve">Managed classrooms and maintained effective interactions in unfamiliar environments.</w:t>
@@ -642,11 +672,11 @@
     </w:p>
     <w:p>
       <w:pPr>
-        <w:pStyle w:val="Compact"/>
         <w:numPr>
           <w:ilvl w:val="0"/>
           <w:numId w:val="1007"/>
         </w:numPr>
+        <w:pStyle w:val="Compact"/>
       </w:pPr>
       <w:r>
         <w:t xml:space="preserve">Worked independently while following established requirements and procedures.</w:t>
@@ -668,8 +698,8 @@
       </w:pPr>
       <w:r>
         <w:rPr>
+          <w:bCs/>
           <w:b/>
-          <w:bCs/>
         </w:rPr>
         <w:t xml:space="preserve">Los Angeles, CA</w:t>
       </w:r>
@@ -680,19 +710,19 @@
       </w:pPr>
       <w:r>
         <w:rPr>
+          <w:bCs/>
           <w:b/>
-          <w:bCs/>
         </w:rPr>
         <w:t xml:space="preserve">June 2007 – June 2014</w:t>
       </w:r>
     </w:p>
     <w:p>
       <w:pPr>
-        <w:pStyle w:val="Compact"/>
         <w:numPr>
           <w:ilvl w:val="0"/>
           <w:numId w:val="1008"/>
         </w:numPr>
+        <w:pStyle w:val="Compact"/>
       </w:pPr>
       <w:r>
         <w:t xml:space="preserve">Provided customer service in a fast-paced retail entertainment environment.</w:t>
@@ -700,11 +730,11 @@
     </w:p>
     <w:p>
       <w:pPr>
-        <w:pStyle w:val="Compact"/>
         <w:numPr>
           <w:ilvl w:val="0"/>
           <w:numId w:val="1008"/>
         </w:numPr>
+        <w:pStyle w:val="Compact"/>
       </w:pPr>
       <w:r>
         <w:t xml:space="preserve">Sold concessions and movie tickets and accurately operated POS systems.</w:t>
@@ -712,11 +742,11 @@
     </w:p>
     <w:p>
       <w:pPr>
-        <w:pStyle w:val="Compact"/>
         <w:numPr>
           <w:ilvl w:val="0"/>
           <w:numId w:val="1008"/>
         </w:numPr>
+        <w:pStyle w:val="Compact"/>
       </w:pPr>
       <w:r>
         <w:t xml:space="preserve">Greeted audiences, introduced films, and assisted customers throughout theater operations.</w:t>
@@ -735,16 +765,16 @@
     </w:p>
     <w:p>
       <w:pPr>
-        <w:pStyle w:val="Compact"/>
         <w:numPr>
           <w:ilvl w:val="0"/>
           <w:numId w:val="1009"/>
         </w:numPr>
+        <w:pStyle w:val="Compact"/>
       </w:pPr>
       <w:r>
         <w:rPr>
+          <w:bCs/>
           <w:b/>
-          <w:bCs/>
         </w:rPr>
         <w:t xml:space="preserve">Oberlin College</w:t>
       </w:r>
@@ -757,16 +787,16 @@
     </w:p>
     <w:p>
       <w:pPr>
-        <w:pStyle w:val="Compact"/>
         <w:numPr>
           <w:ilvl w:val="0"/>
           <w:numId w:val="1009"/>
         </w:numPr>
+        <w:pStyle w:val="Compact"/>
       </w:pPr>
       <w:r>
         <w:rPr>
+          <w:bCs/>
           <w:b/>
-          <w:bCs/>
         </w:rPr>
         <w:t xml:space="preserve">University of Massachusetts Lowell</w:t>
       </w:r>
@@ -779,16 +809,16 @@
     </w:p>
     <w:p>
       <w:pPr>
-        <w:pStyle w:val="Compact"/>
         <w:numPr>
           <w:ilvl w:val="0"/>
           <w:numId w:val="1009"/>
         </w:numPr>
+        <w:pStyle w:val="Compact"/>
       </w:pPr>
       <w:r>
         <w:rPr>
+          <w:bCs/>
           <w:b/>
-          <w:bCs/>
         </w:rPr>
         <w:t xml:space="preserve">Los Angeles City College</w:t>
       </w:r>
@@ -796,7 +826,7 @@
         <w:t xml:space="preserve"> </w:t>
       </w:r>
       <w:r>
-        <w:t xml:space="preserve">— Associate’s degree studies — Computer Science; nearly complete</w:t>
+        <w:t xml:space="preserve">— Associate's degree studies — Computer Science; nearly complete</w:t>
       </w:r>
     </w:p>
     <w:bookmarkEnd w:id="30"/>
@@ -811,11 +841,11 @@
     </w:p>
     <w:p>
       <w:pPr>
-        <w:pStyle w:val="Compact"/>
         <w:numPr>
           <w:ilvl w:val="0"/>
           <w:numId w:val="1010"/>
         </w:numPr>
+        <w:pStyle w:val="Compact"/>
       </w:pPr>
       <w:r>
         <w:t xml:space="preserve">California Resident Insurance Producer License</w:t>
@@ -823,23 +853,23 @@
     </w:p>
     <w:p>
       <w:pPr>
-        <w:pStyle w:val="Compact"/>
         <w:numPr>
           <w:ilvl w:val="0"/>
           <w:numId w:val="1010"/>
         </w:numPr>
-      </w:pPr>
-      <w:r>
-        <w:t xml:space="preserve">California Class C Driver’s License</w:t>
-      </w:r>
-    </w:p>
-    <w:p>
-      <w:pPr>
-        <w:pStyle w:val="Compact"/>
+        <w:pStyle w:val="Compact"/>
+      </w:pPr>
+      <w:r>
+        <w:t xml:space="preserve">California Class C Driver's License</w:t>
+      </w:r>
+    </w:p>
+    <w:p>
+      <w:pPr>
         <w:numPr>
           <w:ilvl w:val="0"/>
           <w:numId w:val="1010"/>
         </w:numPr>
+        <w:pStyle w:val="Compact"/>
       </w:pPr>
       <w:r>
         <w:t xml:space="preserve">California 30-Day Substitute Teaching Permit</w:t>
@@ -847,17 +877,18 @@
     </w:p>
     <w:p>
       <w:pPr>
-        <w:pStyle w:val="Compact"/>
         <w:numPr>
           <w:ilvl w:val="0"/>
           <w:numId w:val="1010"/>
         </w:numPr>
+        <w:pStyle w:val="Compact"/>
       </w:pPr>
       <w:r>
         <w:t xml:space="preserve">California Security Guard Card</w:t>
       </w:r>
     </w:p>
     <w:bookmarkEnd w:id="31"/>
+    <w:bookmarkEnd w:id="32"/>
     <w:sectPr/>
   </w:body>
 </w:document>
@@ -889,7 +920,7 @@
 <file path=word/numbering.xml><?xml version="1.0" encoding="utf-8"?>
 <w:numbering xmlns:w="http://schemas.openxmlformats.org/wordprocessingml/2006/main">
   <w:abstractNum w:abstractNumId="990">
-    <w:nsid w:val="0000A990"/>
+    <w:nsid w:val="A990"/>
     <w:multiLevelType w:val="multilevel"/>
     <w:lvl w:ilvl="0">
       <w:numFmt w:val="bullet"/>
@@ -965,7 +996,7 @@
     </w:lvl>
   </w:abstractNum>
   <w:abstractNum w:abstractNumId="991">
-    <w:nsid w:val="0000A991"/>
+    <w:nsid w:val="A991"/>
     <w:multiLevelType w:val="multilevel"/>
     <w:lvl w:ilvl="0">
       <w:numFmt w:val="bullet"/>
@@ -1102,10 +1133,10 @@
     <w:name w:val="Body Text"/>
     <w:basedOn w:val="Normal"/>
     <w:link w:val="BodyTextChar"/>
-    <w:qFormat/>
     <w:pPr>
       <w:spacing w:after="180" w:before="180"/>
     </w:pPr>
+    <w:qFormat/>
   </w:style>
   <w:style w:customStyle="1" w:styleId="FirstParagraph" w:type="paragraph">
     <w:name w:val="First Paragraph"/>
@@ -1185,14 +1216,15 @@
     <w:pPr>
       <w:keepNext/>
       <w:keepLines/>
+      <w:jc w:val="center"/>
       <w:spacing w:after="0" w:before="300"/>
-      <w:jc w:val="center"/>
-    </w:pPr>
-    <w:rPr>
+    </w:pPr>
+    <w:rPr>
+      <w:sz w:val="20"/>
+      <w:szCs w:val="20"/>
       <w:b/>
       <w:color w:val="345A8A"/>
-      <w:sz w:val="20"/>
-      <w:szCs w:val="20"/>
+      &gt;
     </w:rPr>
   </w:style>
   <w:style w:customStyle="1" w:styleId="Abstract" w:type="paragraph">
@@ -1298,8 +1330,8 @@
     </w:pPr>
     <w:rPr>
       <w:rFonts w:asciiTheme="majorHAnsi" w:cstheme="majorBidi" w:eastAsiaTheme="majorEastAsia" w:hAnsiTheme="majorHAnsi"/>
+      <w:i/>
       <w:bCs/>
-      <w:i/>
       <w:color w:themeColor="accent1" w:val="4F81BD"/>
       <w:sz w:val="24"/>
       <w:szCs w:val="24"/>
@@ -1425,18 +1457,6 @@
     <w:uiPriority w:val="9"/>
     <w:unhideWhenUsed/>
     <w:qFormat/>
-  </w:style>
-  <w:style w:styleId="FootnoteBlockText" w:type="paragraph">
-    <w:name w:val="Footnote Block Text"/>
-    <w:basedOn w:val="Footnote Text"/>
-    <w:next w:val="Footnote Text"/>
-    <w:uiPriority w:val="9"/>
-    <w:unhideWhenUsed/>
-    <w:qFormat/>
-    <w:pPr>
-      <w:spacing w:after="100" w:before="100"/>
-      <w:ind w:firstLine="0" w:left="480" w:right="480"/>
-    </w:pPr>
   </w:style>
   <w:style w:default="1" w:styleId="DefaultParagraphFont" w:type="character">
     <w:name w:val="Default Paragraph Font"/>
@@ -1467,10 +1487,10 @@
         <w:jc w:val="left"/>
       </w:trPr>
       <w:tcPr>
+        <w:vAlign w:val="bottom"/>
         <w:tcBorders>
           <w:bottom w:val="single"/>
         </w:tcBorders>
-        <w:vAlign w:val="bottom"/>
       </w:tcPr>
     </w:tblStylePr>
   </w:style>
@@ -1585,8 +1605,8 @@
     <w:name w:val="KeywordTok"/>
     <w:basedOn w:val="VerbatimChar"/>
     <w:rPr>
+      <w:color w:val="007020"/>
       <w:b/>
-      <w:color w:val="007020"/>
     </w:rPr>
   </w:style>
   <w:style w:type="character" w:customStyle="1" w:styleId="DataTypeTok">
@@ -1663,42 +1683,42 @@
     <w:name w:val="ImportTok"/>
     <w:basedOn w:val="VerbatimChar"/>
     <w:rPr>
+      <w:color w:val="008000"/>
       <w:b/>
-      <w:color w:val="008000"/>
     </w:rPr>
   </w:style>
   <w:style w:type="character" w:customStyle="1" w:styleId="CommentTok">
     <w:name w:val="CommentTok"/>
     <w:basedOn w:val="VerbatimChar"/>
     <w:rPr>
+      <w:color w:val="60a0b0"/>
       <w:i/>
-      <w:color w:val="60a0b0"/>
     </w:rPr>
   </w:style>
   <w:style w:type="character" w:customStyle="1" w:styleId="DocumentationTok">
     <w:name w:val="DocumentationTok"/>
     <w:basedOn w:val="VerbatimChar"/>
     <w:rPr>
+      <w:color w:val="ba2121"/>
       <w:i/>
-      <w:color w:val="ba2121"/>
     </w:rPr>
   </w:style>
   <w:style w:type="character" w:customStyle="1" w:styleId="AnnotationTok">
     <w:name w:val="AnnotationTok"/>
     <w:basedOn w:val="VerbatimChar"/>
     <w:rPr>
+      <w:color w:val="60a0b0"/>
       <w:b/>
       <w:i/>
-      <w:color w:val="60a0b0"/>
     </w:rPr>
   </w:style>
   <w:style w:type="character" w:customStyle="1" w:styleId="CommentVarTok">
     <w:name w:val="CommentVarTok"/>
     <w:basedOn w:val="VerbatimChar"/>
     <w:rPr>
+      <w:color w:val="60a0b0"/>
       <w:b/>
       <w:i/>
-      <w:color w:val="60a0b0"/>
     </w:rPr>
   </w:style>
   <w:style w:type="character" w:customStyle="1" w:styleId="OtherTok">
@@ -1726,8 +1746,8 @@
     <w:name w:val="ControlFlowTok"/>
     <w:basedOn w:val="VerbatimChar"/>
     <w:rPr>
+      <w:color w:val="007020"/>
       <w:b/>
-      <w:color w:val="007020"/>
     </w:rPr>
   </w:style>
   <w:style w:type="character" w:customStyle="1" w:styleId="OperatorTok">
@@ -1772,34 +1792,34 @@
     <w:name w:val="InformationTok"/>
     <w:basedOn w:val="VerbatimChar"/>
     <w:rPr>
+      <w:color w:val="60a0b0"/>
       <w:b/>
       <w:i/>
-      <w:color w:val="60a0b0"/>
     </w:rPr>
   </w:style>
   <w:style w:type="character" w:customStyle="1" w:styleId="WarningTok">
     <w:name w:val="WarningTok"/>
     <w:basedOn w:val="VerbatimChar"/>
     <w:rPr>
+      <w:color w:val="60a0b0"/>
       <w:b/>
       <w:i/>
-      <w:color w:val="60a0b0"/>
     </w:rPr>
   </w:style>
   <w:style w:type="character" w:customStyle="1" w:styleId="AlertTok">
     <w:name w:val="AlertTok"/>
     <w:basedOn w:val="VerbatimChar"/>
     <w:rPr>
+      <w:color w:val="ff0000"/>
       <w:b/>
-      <w:color w:val="ff0000"/>
     </w:rPr>
   </w:style>
   <w:style w:type="character" w:customStyle="1" w:styleId="ErrorTok">
     <w:name w:val="ErrorTok"/>
     <w:basedOn w:val="VerbatimChar"/>
     <w:rPr>
+      <w:color w:val="ff0000"/>
       <w:b/>
-      <w:color w:val="ff0000"/>
     </w:rPr>
   </w:style>
   <w:style w:type="character" w:customStyle="1" w:styleId="NormalTok">
